--- a/ky/wisdom-stories/everything-is-in-our-own-hands.docx
+++ b/ky/wisdom-stories/everything-is-in-our-own-hands.docx
@@ -57,7 +57,7 @@
           <w:sz w:val="22"/>
           <w:lang w:val="ky-KG"/>
         </w:rPr>
-        <w:t>Бир жаш жигит кары кечилди сөздөн жаңылтып, сынап көрмөк болот. Ал куш кармап, алаканына кысып, колун артына жашырат да, кечилден сурайт:</w:t>
+        <w:t>Бир жаш жигит кары кечилди шаштырмак болот. Ал куш кармап, алаканына кысып, колун артына жашырат да, кечилден сурайт:</w:t>
       </w:r>
     </w:p>
     <w:p>
@@ -147,7 +147,7 @@
           <w:sz w:val="22"/>
           <w:lang w:val="ky-KG"/>
         </w:rPr>
-        <w:t>Жигит эмне дээрин билбей, башын жерге салат.</w:t>
+        <w:t>Жигит аң-таң болуп, башын ылдый салат.</w:t>
       </w:r>
     </w:p>
     <w:p>
@@ -207,7 +207,7 @@
           <w:sz w:val="22"/>
           <w:lang w:val="ky-KG"/>
         </w:rPr>
-        <w:t xml:space="preserve">Сабак: </w:t>
+        <w:t>Сабак: Жакшылыкка да, жамандыкка да адам өзү кадам таштайт. Тагдырыбызды акылыбыз эмес, ниетибиз аныктайт.</w:t>
       </w:r>
       <w:r>
         <w:rPr>
@@ -216,7 +216,6 @@
           <w:sz w:val="22"/>
           <w:lang w:val="ky-KG"/>
         </w:rPr>
-        <w:t>Жакшылыкка да, жамандыкка да адам өзү кадам таштайт. Ниетиңди түзөп, тандооң үчүн жооп бере бил.</w:t>
       </w:r>
     </w:p>
     <w:p>
@@ -236,7 +235,7 @@
           <w:sz w:val="18"/>
           <w:lang w:val="ky-KG"/>
         </w:rPr>
-        <w:t>Окуя ачык интернет булактарынан алынды.</w:t>
+        <w:t>Аңгемелер ачык интернет булактарынан алынган, иллюстрациялар болсо ЖИ менен түзүлгөн.</w:t>
       </w:r>
     </w:p>
     <w:sectPr>
